--- a/templates/02_sub/qc_sub_singlebox_report.docx
+++ b/templates/02_sub/qc_sub_singlebox_report.docx
@@ -1,6 +1,6 @@
 
 <file path=word/document.xml><?xml version="1.0" encoding="utf-8"?>
-<w:document xmlns:wpc="http://schemas.microsoft.com/office/word/2010/wordprocessingCanvas" xmlns:cx="http://schemas.microsoft.com/office/drawing/2014/chartex" xmlns:cx1="http://schemas.microsoft.com/office/drawing/2015/9/8/chartex" xmlns:cx2="http://schemas.microsoft.com/office/drawing/2015/10/21/chartex" xmlns:cx3="http://schemas.microsoft.com/office/drawing/2016/5/9/chartex" xmlns:cx4="http://schemas.microsoft.com/office/drawing/2016/5/10/chartex" xmlns:cx5="http://schemas.microsoft.com/office/drawing/2016/5/11/chartex" xmlns:cx6="http://schemas.microsoft.com/office/drawing/2016/5/12/chartex" xmlns:cx7="http://schemas.microsoft.com/office/drawing/2016/5/13/chartex" xmlns:cx8="http://schemas.microsoft.com/office/drawing/2016/5/14/chartex" xmlns:mc="http://schemas.openxmlformats.org/markup-compatibility/2006" xmlns:aink="http://schemas.microsoft.com/office/drawing/2016/ink" xmlns:am3d="http://schemas.microsoft.com/office/drawing/2017/model3d" xmlns:o="urn:schemas-microsoft-com:office:office" xmlns:oel="http://schemas.microsoft.com/office/2019/extlst" xmlns:r="http://schemas.openxmlformats.org/officeDocument/2006/relationships" xmlns:m="http://schemas.openxmlformats.org/officeDocument/2006/math" xmlns:v="urn:schemas-microsoft-com:vml" xmlns:wp14="http://schemas.microsoft.com/office/word/2010/wordprocessingDrawing" xmlns:wp="http://schemas.openxmlformats.org/drawingml/2006/wordprocessingDrawing" xmlns:w10="urn:schemas-microsoft-com:office:word" xmlns:w="http://schemas.openxmlformats.org/wordprocessingml/2006/main" xmlns:w14="http://schemas.microsoft.com/office/word/2010/wordml" xmlns:w15="http://schemas.microsoft.com/office/word/2012/wordml" xmlns:w16cex="http://schemas.microsoft.com/office/word/2018/wordml/cex" xmlns:w16cid="http://schemas.microsoft.com/office/word/2016/wordml/cid" xmlns:w16="http://schemas.microsoft.com/office/word/2018/wordml" xmlns:w16du="http://schemas.microsoft.com/office/word/2023/wordml/word16du" xmlns:w16sdtdh="http://schemas.microsoft.com/office/word/2020/wordml/sdtdatahash" xmlns:w16sdtfl="http://schemas.microsoft.com/office/word/2024/wordml/sdtformatlock" xmlns:w16se="http://schemas.microsoft.com/office/word/2015/wordml/symex" xmlns:wpg="http://schemas.microsoft.com/office/word/2010/wordprocessingGroup" xmlns:wpi="http://schemas.microsoft.com/office/word/2010/wordprocessingInk" xmlns:wne="http://schemas.microsoft.com/office/word/2006/wordml" xmlns:wps="http://schemas.microsoft.com/office/word/2010/wordprocessingShape" mc:Ignorable="w14 w15 w16se w16cid w16 w16cex w16sdtdh w16sdtfl w16du wp14">
+<w:document xmlns:wpc="http://schemas.microsoft.com/office/word/2010/wordprocessingCanvas" xmlns:cx="http://schemas.microsoft.com/office/drawing/2014/chartex" xmlns:mc="http://schemas.openxmlformats.org/markup-compatibility/2006" xmlns:o="urn:schemas-microsoft-com:office:office" xmlns:r="http://schemas.openxmlformats.org/officeDocument/2006/relationships" xmlns:m="http://schemas.openxmlformats.org/officeDocument/2006/math" xmlns:v="urn:schemas-microsoft-com:vml" xmlns:wp14="http://schemas.microsoft.com/office/word/2010/wordprocessingDrawing" xmlns:wp="http://schemas.openxmlformats.org/drawingml/2006/wordprocessingDrawing" xmlns:w10="urn:schemas-microsoft-com:office:word" xmlns:w="http://schemas.openxmlformats.org/wordprocessingml/2006/main" xmlns:w14="http://schemas.microsoft.com/office/word/2010/wordml" xmlns:w15="http://schemas.microsoft.com/office/word/2012/wordml" xmlns:w16se="http://schemas.microsoft.com/office/word/2015/wordml/symex" xmlns:wpg="http://schemas.microsoft.com/office/word/2010/wordprocessingGroup" xmlns:wpi="http://schemas.microsoft.com/office/word/2010/wordprocessingInk" xmlns:wne="http://schemas.microsoft.com/office/word/2006/wordml" xmlns:wps="http://schemas.microsoft.com/office/word/2010/wordprocessingShape" mc:Ignorable="w14 w15 w16se wp14">
   <w:body>
     <w:tbl>
       <w:tblPr>
@@ -561,10 +561,13 @@
             <w:pPr>
               <w:pStyle w:val="s0"/>
               <w:jc w:val="center"/>
-            </w:pPr>
-            <w:r>
-              <w:rPr>
-                <w:rFonts w:ascii="맑은 고딕" w:eastAsia="맑은 고딕" w:cs="맑은 고딕" w:hint="eastAsia"/>
+              <w:rPr>
+                <w:rFonts w:asciiTheme="minorEastAsia" w:eastAsiaTheme="minorEastAsia" w:hAnsiTheme="minorEastAsia"/>
+              </w:rPr>
+            </w:pPr>
+            <w:r>
+              <w:rPr>
+                <w:rFonts w:asciiTheme="minorEastAsia" w:eastAsiaTheme="minorEastAsia" w:hAnsiTheme="minorEastAsia" w:cs="맑은 고딕" w:hint="eastAsia"/>
                 <w:sz w:val="20"/>
                 <w:szCs w:val="20"/>
               </w:rPr>
@@ -572,7 +575,7 @@
             </w:r>
             <w:r>
               <w:rPr>
-                <w:rFonts w:ascii="맑은 고딕" w:eastAsia="맑은 고딕" w:cs="맑은 고딕"/>
+                <w:rFonts w:asciiTheme="minorEastAsia" w:eastAsiaTheme="minorEastAsia" w:hAnsiTheme="minorEastAsia" w:cs="맑은 고딕"/>
                 <w:sz w:val="20"/>
                 <w:szCs w:val="20"/>
               </w:rPr>
@@ -580,7 +583,7 @@
             </w:r>
             <w:r>
               <w:rPr>
-                <w:rFonts w:ascii="맑은 고딕" w:eastAsia="맑은 고딕" w:cs="맑은 고딕" w:hint="eastAsia"/>
+                <w:rFonts w:asciiTheme="minorEastAsia" w:eastAsiaTheme="minorEastAsia" w:hAnsiTheme="minorEastAsia" w:cs="맑은 고딕" w:hint="eastAsia"/>
                 <w:sz w:val="20"/>
                 <w:szCs w:val="20"/>
               </w:rPr>
@@ -603,10 +606,13 @@
             <w:pPr>
               <w:pStyle w:val="s0"/>
               <w:jc w:val="center"/>
-            </w:pPr>
-            <w:r>
-              <w:rPr>
-                <w:rFonts w:ascii="맑은 고딕" w:eastAsia="맑은 고딕" w:cs="맑은 고딕"/>
+              <w:rPr>
+                <w:rFonts w:asciiTheme="minorEastAsia" w:eastAsiaTheme="minorEastAsia" w:hAnsiTheme="minorEastAsia"/>
+              </w:rPr>
+            </w:pPr>
+            <w:r>
+              <w:rPr>
+                <w:rFonts w:asciiTheme="minorEastAsia" w:eastAsiaTheme="minorEastAsia" w:hAnsiTheme="minorEastAsia" w:cs="맑은 고딕"/>
                 <w:sz w:val="20"/>
                 <w:szCs w:val="20"/>
               </w:rPr>
@@ -614,7 +620,7 @@
             </w:r>
             <w:r>
               <w:rPr>
-                <w:rFonts w:ascii="맑은 고딕" w:eastAsia="맑은 고딕" w:cs="맑은 고딕" w:hint="eastAsia"/>
+                <w:rFonts w:asciiTheme="minorEastAsia" w:eastAsiaTheme="minorEastAsia" w:hAnsiTheme="minorEastAsia" w:cs="맑은 고딕" w:hint="eastAsia"/>
                 <w:sz w:val="20"/>
                 <w:szCs w:val="20"/>
               </w:rPr>
@@ -622,7 +628,7 @@
             </w:r>
             <w:r>
               <w:rPr>
-                <w:rFonts w:ascii="맑은 고딕" w:eastAsia="맑은 고딕" w:cs="맑은 고딕"/>
+                <w:rFonts w:asciiTheme="minorEastAsia" w:eastAsiaTheme="minorEastAsia" w:hAnsiTheme="minorEastAsia" w:cs="맑은 고딕"/>
                 <w:sz w:val="20"/>
                 <w:szCs w:val="20"/>
               </w:rPr>
@@ -646,10 +652,13 @@
             <w:pPr>
               <w:pStyle w:val="s0"/>
               <w:jc w:val="center"/>
-            </w:pPr>
-            <w:r>
-              <w:rPr>
-                <w:rFonts w:ascii="맑은 고딕" w:eastAsia="맑은 고딕" w:cs="맑은 고딕" w:hint="eastAsia"/>
+              <w:rPr>
+                <w:rFonts w:asciiTheme="minorEastAsia" w:eastAsiaTheme="minorEastAsia" w:hAnsiTheme="minorEastAsia"/>
+              </w:rPr>
+            </w:pPr>
+            <w:r>
+              <w:rPr>
+                <w:rFonts w:asciiTheme="minorEastAsia" w:eastAsiaTheme="minorEastAsia" w:hAnsiTheme="minorEastAsia" w:cs="맑은 고딕" w:hint="eastAsia"/>
                 <w:sz w:val="20"/>
                 <w:szCs w:val="20"/>
               </w:rPr>
@@ -657,7 +666,7 @@
             </w:r>
             <w:r>
               <w:rPr>
-                <w:rFonts w:ascii="맑은 고딕" w:eastAsia="맑은 고딕" w:cs="맑은 고딕"/>
+                <w:rFonts w:asciiTheme="minorEastAsia" w:eastAsiaTheme="minorEastAsia" w:hAnsiTheme="minorEastAsia" w:cs="맑은 고딕"/>
                 <w:sz w:val="20"/>
                 <w:szCs w:val="20"/>
               </w:rPr>
@@ -665,7 +674,7 @@
             </w:r>
             <w:r>
               <w:rPr>
-                <w:rFonts w:ascii="맑은 고딕" w:eastAsia="맑은 고딕" w:cs="맑은 고딕" w:hint="eastAsia"/>
+                <w:rFonts w:asciiTheme="minorEastAsia" w:eastAsiaTheme="minorEastAsia" w:hAnsiTheme="minorEastAsia" w:cs="맑은 고딕" w:hint="eastAsia"/>
                 <w:sz w:val="20"/>
                 <w:szCs w:val="20"/>
               </w:rPr>
@@ -673,7 +682,7 @@
             </w:r>
             <w:r>
               <w:rPr>
-                <w:rFonts w:ascii="맑은 고딕" w:eastAsia="맑은 고딕" w:cs="맑은 고딕"/>
+                <w:rFonts w:asciiTheme="minorEastAsia" w:eastAsiaTheme="minorEastAsia" w:hAnsiTheme="minorEastAsia" w:cs="맑은 고딕"/>
                 <w:sz w:val="20"/>
                 <w:szCs w:val="20"/>
               </w:rPr>
@@ -681,7 +690,7 @@
             </w:r>
             <w:r>
               <w:rPr>
-                <w:rFonts w:ascii="맑은 고딕" w:eastAsia="맑은 고딕" w:cs="맑은 고딕" w:hint="eastAsia"/>
+                <w:rFonts w:asciiTheme="minorEastAsia" w:eastAsiaTheme="minorEastAsia" w:hAnsiTheme="minorEastAsia" w:cs="맑은 고딕" w:hint="eastAsia"/>
                 <w:sz w:val="20"/>
                 <w:szCs w:val="20"/>
               </w:rPr>
@@ -705,6 +714,9 @@
             <w:pPr>
               <w:pStyle w:val="s0"/>
               <w:jc w:val="center"/>
+              <w:rPr>
+                <w:rFonts w:asciiTheme="minorEastAsia" w:eastAsiaTheme="minorEastAsia" w:hAnsiTheme="minorEastAsia"/>
+              </w:rPr>
             </w:pPr>
           </w:p>
         </w:tc>
@@ -724,10 +736,13 @@
             <w:pPr>
               <w:pStyle w:val="s0"/>
               <w:jc w:val="center"/>
-            </w:pPr>
-            <w:r>
-              <w:rPr>
-                <w:rFonts w:ascii="맑은 고딕" w:eastAsia="맑은 고딕" w:cs="맑은 고딕" w:hint="eastAsia"/>
+              <w:rPr>
+                <w:rFonts w:asciiTheme="minorEastAsia" w:eastAsiaTheme="minorEastAsia" w:hAnsiTheme="minorEastAsia"/>
+              </w:rPr>
+            </w:pPr>
+            <w:r>
+              <w:rPr>
+                <w:rFonts w:asciiTheme="minorEastAsia" w:eastAsiaTheme="minorEastAsia" w:hAnsiTheme="minorEastAsia" w:cs="맑은 고딕" w:hint="eastAsia"/>
                 <w:sz w:val="20"/>
                 <w:szCs w:val="20"/>
               </w:rPr>
@@ -735,7 +750,7 @@
             </w:r>
             <w:r>
               <w:rPr>
-                <w:rFonts w:ascii="맑은 고딕" w:eastAsia="맑은 고딕" w:cs="맑은 고딕"/>
+                <w:rFonts w:asciiTheme="minorEastAsia" w:eastAsiaTheme="minorEastAsia" w:hAnsiTheme="minorEastAsia" w:cs="맑은 고딕"/>
                 <w:sz w:val="20"/>
                 <w:szCs w:val="20"/>
               </w:rPr>
@@ -743,7 +758,7 @@
             </w:r>
             <w:r>
               <w:rPr>
-                <w:rFonts w:ascii="맑은 고딕" w:eastAsia="맑은 고딕" w:cs="맑은 고딕" w:hint="eastAsia"/>
+                <w:rFonts w:asciiTheme="minorEastAsia" w:eastAsiaTheme="minorEastAsia" w:hAnsiTheme="minorEastAsia" w:cs="맑은 고딕" w:hint="eastAsia"/>
                 <w:sz w:val="20"/>
                 <w:szCs w:val="20"/>
               </w:rPr>
@@ -751,7 +766,7 @@
             </w:r>
             <w:r>
               <w:rPr>
-                <w:rFonts w:ascii="맑은 고딕" w:eastAsia="맑은 고딕" w:cs="맑은 고딕"/>
+                <w:rFonts w:asciiTheme="minorEastAsia" w:eastAsiaTheme="minorEastAsia" w:hAnsiTheme="minorEastAsia" w:cs="맑은 고딕"/>
                 <w:sz w:val="20"/>
                 <w:szCs w:val="20"/>
               </w:rPr>
@@ -759,7 +774,7 @@
             </w:r>
             <w:r>
               <w:rPr>
-                <w:rFonts w:ascii="맑은 고딕" w:eastAsia="맑은 고딕" w:cs="맑은 고딕" w:hint="eastAsia"/>
+                <w:rFonts w:asciiTheme="minorEastAsia" w:eastAsiaTheme="minorEastAsia" w:hAnsiTheme="minorEastAsia" w:cs="맑은 고딕" w:hint="eastAsia"/>
                 <w:sz w:val="20"/>
                 <w:szCs w:val="20"/>
               </w:rPr>
@@ -767,7 +782,7 @@
             </w:r>
             <w:r>
               <w:rPr>
-                <w:rFonts w:ascii="맑은 고딕" w:eastAsia="맑은 고딕" w:cs="맑은 고딕"/>
+                <w:rFonts w:asciiTheme="minorEastAsia" w:eastAsiaTheme="minorEastAsia" w:hAnsiTheme="minorEastAsia" w:cs="맑은 고딕"/>
                 <w:sz w:val="20"/>
                 <w:szCs w:val="20"/>
               </w:rPr>
@@ -775,7 +790,7 @@
             </w:r>
             <w:r>
               <w:rPr>
-                <w:rFonts w:ascii="맑은 고딕" w:eastAsia="맑은 고딕" w:cs="맑은 고딕" w:hint="eastAsia"/>
+                <w:rFonts w:asciiTheme="minorEastAsia" w:eastAsiaTheme="minorEastAsia" w:hAnsiTheme="minorEastAsia" w:cs="맑은 고딕" w:hint="eastAsia"/>
                 <w:sz w:val="20"/>
                 <w:szCs w:val="20"/>
               </w:rPr>
@@ -799,10 +814,13 @@
             <w:pPr>
               <w:pStyle w:val="s0"/>
               <w:jc w:val="center"/>
-            </w:pPr>
-            <w:r>
-              <w:rPr>
-                <w:rFonts w:ascii="맑은 고딕" w:eastAsia="맑은 고딕" w:cs="맑은 고딕"/>
+              <w:rPr>
+                <w:rFonts w:asciiTheme="minorEastAsia" w:eastAsiaTheme="minorEastAsia" w:hAnsiTheme="minorEastAsia"/>
+              </w:rPr>
+            </w:pPr>
+            <w:r>
+              <w:rPr>
+                <w:rFonts w:asciiTheme="minorEastAsia" w:eastAsiaTheme="minorEastAsia" w:hAnsiTheme="minorEastAsia" w:cs="맑은 고딕"/>
                 <w:sz w:val="20"/>
                 <w:szCs w:val="20"/>
               </w:rPr>
@@ -810,7 +828,7 @@
             </w:r>
             <w:r>
               <w:rPr>
-                <w:rFonts w:ascii="맑은 고딕" w:eastAsia="맑은 고딕" w:cs="맑은 고딕" w:hint="eastAsia"/>
+                <w:rFonts w:asciiTheme="minorEastAsia" w:eastAsiaTheme="minorEastAsia" w:hAnsiTheme="minorEastAsia" w:cs="맑은 고딕" w:hint="eastAsia"/>
                 <w:sz w:val="20"/>
                 <w:szCs w:val="20"/>
               </w:rPr>
@@ -818,7 +836,7 @@
             </w:r>
             <w:r>
               <w:rPr>
-                <w:rFonts w:ascii="맑은 고딕" w:eastAsia="맑은 고딕" w:cs="맑은 고딕"/>
+                <w:rFonts w:asciiTheme="minorEastAsia" w:eastAsiaTheme="minorEastAsia" w:hAnsiTheme="minorEastAsia" w:cs="맑은 고딕"/>
                 <w:sz w:val="20"/>
                 <w:szCs w:val="20"/>
               </w:rPr>
@@ -847,10 +865,13 @@
             <w:pPr>
               <w:pStyle w:val="s0"/>
               <w:jc w:val="center"/>
-            </w:pPr>
-            <w:r>
-              <w:rPr>
-                <w:rFonts w:ascii="맑은 고딕" w:eastAsia="맑은 고딕" w:cs="맑은 고딕" w:hint="eastAsia"/>
+              <w:rPr>
+                <w:rFonts w:asciiTheme="minorEastAsia" w:eastAsiaTheme="minorEastAsia" w:hAnsiTheme="minorEastAsia"/>
+              </w:rPr>
+            </w:pPr>
+            <w:r>
+              <w:rPr>
+                <w:rFonts w:asciiTheme="minorEastAsia" w:eastAsiaTheme="minorEastAsia" w:hAnsiTheme="minorEastAsia" w:cs="맑은 고딕" w:hint="eastAsia"/>
                 <w:spacing w:val="-5"/>
                 <w:sz w:val="20"/>
                 <w:szCs w:val="20"/>
@@ -859,7 +880,7 @@
             </w:r>
             <w:r>
               <w:rPr>
-                <w:rFonts w:ascii="맑은 고딕" w:eastAsia="맑은 고딕" w:cs="맑은 고딕"/>
+                <w:rFonts w:asciiTheme="minorEastAsia" w:eastAsiaTheme="minorEastAsia" w:hAnsiTheme="minorEastAsia" w:cs="맑은 고딕"/>
                 <w:spacing w:val="-5"/>
                 <w:sz w:val="20"/>
                 <w:szCs w:val="20"/>
@@ -868,7 +889,7 @@
             </w:r>
             <w:r>
               <w:rPr>
-                <w:rFonts w:ascii="맑은 고딕" w:eastAsia="맑은 고딕" w:cs="맑은 고딕" w:hint="eastAsia"/>
+                <w:rFonts w:asciiTheme="minorEastAsia" w:eastAsiaTheme="minorEastAsia" w:hAnsiTheme="minorEastAsia" w:cs="맑은 고딕" w:hint="eastAsia"/>
                 <w:spacing w:val="-5"/>
                 <w:sz w:val="20"/>
                 <w:szCs w:val="20"/>
@@ -877,7 +898,7 @@
             </w:r>
             <w:r>
               <w:rPr>
-                <w:rFonts w:ascii="맑은 고딕" w:eastAsia="맑은 고딕" w:cs="맑은 고딕"/>
+                <w:rFonts w:asciiTheme="minorEastAsia" w:eastAsiaTheme="minorEastAsia" w:hAnsiTheme="minorEastAsia" w:cs="맑은 고딕"/>
                 <w:spacing w:val="-5"/>
                 <w:sz w:val="20"/>
                 <w:szCs w:val="20"/>
@@ -886,7 +907,7 @@
             </w:r>
             <w:r>
               <w:rPr>
-                <w:rFonts w:ascii="맑은 고딕" w:eastAsia="맑은 고딕" w:cs="맑은 고딕" w:hint="eastAsia"/>
+                <w:rFonts w:asciiTheme="minorEastAsia" w:eastAsiaTheme="minorEastAsia" w:hAnsiTheme="minorEastAsia" w:cs="맑은 고딕" w:hint="eastAsia"/>
                 <w:spacing w:val="-5"/>
                 <w:sz w:val="20"/>
                 <w:szCs w:val="20"/>
@@ -895,7 +916,7 @@
             </w:r>
             <w:r>
               <w:rPr>
-                <w:rFonts w:ascii="맑은 고딕" w:eastAsia="맑은 고딕" w:cs="맑은 고딕"/>
+                <w:rFonts w:asciiTheme="minorEastAsia" w:eastAsiaTheme="minorEastAsia" w:hAnsiTheme="minorEastAsia" w:cs="맑은 고딕"/>
                 <w:spacing w:val="-5"/>
                 <w:sz w:val="20"/>
                 <w:szCs w:val="20"/>
@@ -904,7 +925,7 @@
             </w:r>
             <w:r>
               <w:rPr>
-                <w:rFonts w:ascii="맑은 고딕" w:eastAsia="맑은 고딕" w:cs="맑은 고딕" w:hint="eastAsia"/>
+                <w:rFonts w:asciiTheme="minorEastAsia" w:eastAsiaTheme="minorEastAsia" w:hAnsiTheme="minorEastAsia" w:cs="맑은 고딕" w:hint="eastAsia"/>
                 <w:spacing w:val="-5"/>
                 <w:sz w:val="20"/>
                 <w:szCs w:val="20"/>
@@ -929,12 +950,14 @@
               <w:pStyle w:val="s0"/>
               <w:jc w:val="center"/>
               <w:rPr>
-                <w:sz w:val="20"/>
-                <w:szCs w:val="20"/>
-              </w:rPr>
-            </w:pPr>
-            <w:r>
-              <w:rPr>
+                <w:rFonts w:asciiTheme="minorEastAsia" w:eastAsiaTheme="minorEastAsia" w:hAnsiTheme="minorEastAsia"/>
+                <w:sz w:val="20"/>
+                <w:szCs w:val="20"/>
+              </w:rPr>
+            </w:pPr>
+            <w:r>
+              <w:rPr>
+                <w:rFonts w:asciiTheme="minorEastAsia" w:eastAsiaTheme="minorEastAsia" w:hAnsiTheme="minorEastAsia"/>
                 <w:sz w:val="20"/>
                 <w:szCs w:val="20"/>
               </w:rPr>
@@ -942,7 +965,7 @@
             </w:r>
             <w:r>
               <w:rPr>
-                <w:rFonts w:hint="eastAsia"/>
+                <w:rFonts w:asciiTheme="minorEastAsia" w:eastAsiaTheme="minorEastAsia" w:hAnsiTheme="minorEastAsia" w:hint="eastAsia"/>
                 <w:sz w:val="20"/>
                 <w:szCs w:val="20"/>
               </w:rPr>
@@ -950,6 +973,7 @@
             </w:r>
             <w:r>
               <w:rPr>
+                <w:rFonts w:asciiTheme="minorEastAsia" w:eastAsiaTheme="minorEastAsia" w:hAnsiTheme="minorEastAsia"/>
                 <w:sz w:val="20"/>
                 <w:szCs w:val="20"/>
               </w:rPr>
@@ -973,10 +997,13 @@
             <w:pPr>
               <w:pStyle w:val="s0"/>
               <w:jc w:val="center"/>
-            </w:pPr>
-            <w:r>
-              <w:rPr>
-                <w:rFonts w:ascii="맑은 고딕" w:eastAsia="맑은 고딕" w:cs="맑은 고딕" w:hint="eastAsia"/>
+              <w:rPr>
+                <w:rFonts w:asciiTheme="minorEastAsia" w:eastAsiaTheme="minorEastAsia" w:hAnsiTheme="minorEastAsia"/>
+              </w:rPr>
+            </w:pPr>
+            <w:r>
+              <w:rPr>
+                <w:rFonts w:asciiTheme="minorEastAsia" w:eastAsiaTheme="minorEastAsia" w:hAnsiTheme="minorEastAsia" w:cs="맑은 고딕" w:hint="eastAsia"/>
                 <w:spacing w:val="-10"/>
                 <w:sz w:val="20"/>
                 <w:szCs w:val="20"/>
@@ -985,7 +1012,7 @@
             </w:r>
             <w:r>
               <w:rPr>
-                <w:rFonts w:ascii="맑은 고딕" w:eastAsia="맑은 고딕" w:cs="맑은 고딕"/>
+                <w:rFonts w:asciiTheme="minorEastAsia" w:eastAsiaTheme="minorEastAsia" w:hAnsiTheme="minorEastAsia" w:cs="맑은 고딕"/>
                 <w:spacing w:val="-10"/>
                 <w:sz w:val="20"/>
                 <w:szCs w:val="20"/>
@@ -994,7 +1021,7 @@
             </w:r>
             <w:r>
               <w:rPr>
-                <w:rFonts w:ascii="맑은 고딕" w:eastAsia="맑은 고딕" w:cs="맑은 고딕" w:hint="eastAsia"/>
+                <w:rFonts w:asciiTheme="minorEastAsia" w:eastAsiaTheme="minorEastAsia" w:hAnsiTheme="minorEastAsia" w:cs="맑은 고딕" w:hint="eastAsia"/>
                 <w:spacing w:val="-10"/>
                 <w:sz w:val="20"/>
                 <w:szCs w:val="20"/>
@@ -1003,7 +1030,7 @@
             </w:r>
             <w:r>
               <w:rPr>
-                <w:rFonts w:ascii="맑은 고딕" w:eastAsia="맑은 고딕" w:cs="맑은 고딕"/>
+                <w:rFonts w:asciiTheme="minorEastAsia" w:eastAsiaTheme="minorEastAsia" w:hAnsiTheme="minorEastAsia" w:cs="맑은 고딕"/>
                 <w:spacing w:val="-10"/>
                 <w:sz w:val="20"/>
                 <w:szCs w:val="20"/>
@@ -1012,7 +1039,7 @@
             </w:r>
             <w:r>
               <w:rPr>
-                <w:rFonts w:ascii="맑은 고딕" w:eastAsia="맑은 고딕" w:cs="맑은 고딕" w:hint="eastAsia"/>
+                <w:rFonts w:asciiTheme="minorEastAsia" w:eastAsiaTheme="minorEastAsia" w:hAnsiTheme="minorEastAsia" w:cs="맑은 고딕" w:hint="eastAsia"/>
                 <w:spacing w:val="-10"/>
                 <w:sz w:val="20"/>
                 <w:szCs w:val="20"/>
@@ -1037,10 +1064,13 @@
             <w:pPr>
               <w:pStyle w:val="s0"/>
               <w:jc w:val="center"/>
-            </w:pPr>
-            <w:r>
-              <w:rPr>
-                <w:rFonts w:ascii="맑은 고딕" w:eastAsia="맑은 고딕" w:cs="맑은 고딕"/>
+              <w:rPr>
+                <w:rFonts w:asciiTheme="minorEastAsia" w:eastAsiaTheme="minorEastAsia" w:hAnsiTheme="minorEastAsia"/>
+              </w:rPr>
+            </w:pPr>
+            <w:r>
+              <w:rPr>
+                <w:rFonts w:asciiTheme="minorEastAsia" w:eastAsiaTheme="minorEastAsia" w:hAnsiTheme="minorEastAsia" w:cs="맑은 고딕"/>
                 <w:sz w:val="20"/>
                 <w:szCs w:val="20"/>
               </w:rPr>
@@ -1048,7 +1078,7 @@
             </w:r>
             <w:r>
               <w:rPr>
-                <w:rFonts w:ascii="맑은 고딕" w:eastAsia="맑은 고딕" w:cs="맑은 고딕" w:hint="eastAsia"/>
+                <w:rFonts w:asciiTheme="minorEastAsia" w:eastAsiaTheme="minorEastAsia" w:hAnsiTheme="minorEastAsia" w:cs="맑은 고딕" w:hint="eastAsia"/>
                 <w:sz w:val="20"/>
                 <w:szCs w:val="20"/>
               </w:rPr>
@@ -1056,7 +1086,7 @@
             </w:r>
             <w:r>
               <w:rPr>
-                <w:rFonts w:ascii="맑은 고딕" w:eastAsia="맑은 고딕" w:cs="맑은 고딕"/>
+                <w:rFonts w:asciiTheme="minorEastAsia" w:eastAsiaTheme="minorEastAsia" w:hAnsiTheme="minorEastAsia" w:cs="맑은 고딕"/>
                 <w:sz w:val="20"/>
                 <w:szCs w:val="20"/>
               </w:rPr>
@@ -1080,10 +1110,13 @@
             <w:pPr>
               <w:pStyle w:val="s0"/>
               <w:jc w:val="center"/>
-            </w:pPr>
-            <w:r>
-              <w:rPr>
-                <w:rFonts w:ascii="맑은 고딕" w:eastAsia="맑은 고딕" w:cs="맑은 고딕" w:hint="eastAsia"/>
+              <w:rPr>
+                <w:rFonts w:asciiTheme="minorEastAsia" w:eastAsiaTheme="minorEastAsia" w:hAnsiTheme="minorEastAsia"/>
+              </w:rPr>
+            </w:pPr>
+            <w:r>
+              <w:rPr>
+                <w:rFonts w:asciiTheme="minorEastAsia" w:eastAsiaTheme="minorEastAsia" w:hAnsiTheme="minorEastAsia" w:cs="맑은 고딕" w:hint="eastAsia"/>
                 <w:sz w:val="20"/>
                 <w:szCs w:val="20"/>
               </w:rPr>
@@ -1091,7 +1124,7 @@
             </w:r>
             <w:r>
               <w:rPr>
-                <w:rFonts w:ascii="맑은 고딕" w:eastAsia="맑은 고딕" w:cs="맑은 고딕"/>
+                <w:rFonts w:asciiTheme="minorEastAsia" w:eastAsiaTheme="minorEastAsia" w:hAnsiTheme="minorEastAsia" w:cs="맑은 고딕"/>
                 <w:sz w:val="20"/>
                 <w:szCs w:val="20"/>
               </w:rPr>
@@ -1099,7 +1132,7 @@
             </w:r>
             <w:r>
               <w:rPr>
-                <w:rFonts w:ascii="맑은 고딕" w:eastAsia="맑은 고딕" w:cs="맑은 고딕" w:hint="eastAsia"/>
+                <w:rFonts w:asciiTheme="minorEastAsia" w:eastAsiaTheme="minorEastAsia" w:hAnsiTheme="minorEastAsia" w:cs="맑은 고딕" w:hint="eastAsia"/>
                 <w:sz w:val="20"/>
                 <w:szCs w:val="20"/>
               </w:rPr>
@@ -1107,7 +1140,7 @@
             </w:r>
             <w:r>
               <w:rPr>
-                <w:rFonts w:ascii="맑은 고딕" w:eastAsia="맑은 고딕" w:cs="맑은 고딕"/>
+                <w:rFonts w:asciiTheme="minorEastAsia" w:eastAsiaTheme="minorEastAsia" w:hAnsiTheme="minorEastAsia" w:cs="맑은 고딕"/>
                 <w:sz w:val="20"/>
                 <w:szCs w:val="20"/>
               </w:rPr>
@@ -1115,7 +1148,7 @@
             </w:r>
             <w:r>
               <w:rPr>
-                <w:rFonts w:ascii="맑은 고딕" w:eastAsia="맑은 고딕" w:cs="맑은 고딕" w:hint="eastAsia"/>
+                <w:rFonts w:asciiTheme="minorEastAsia" w:eastAsiaTheme="minorEastAsia" w:hAnsiTheme="minorEastAsia" w:cs="맑은 고딕" w:hint="eastAsia"/>
                 <w:sz w:val="20"/>
                 <w:szCs w:val="20"/>
               </w:rPr>
@@ -1139,6 +1172,9 @@
             <w:pPr>
               <w:pStyle w:val="s0"/>
               <w:jc w:val="center"/>
+              <w:rPr>
+                <w:rFonts w:asciiTheme="minorEastAsia" w:eastAsiaTheme="minorEastAsia" w:hAnsiTheme="minorEastAsia"/>
+              </w:rPr>
             </w:pPr>
           </w:p>
         </w:tc>
@@ -1163,10 +1199,13 @@
             <w:pPr>
               <w:pStyle w:val="s0"/>
               <w:jc w:val="center"/>
-            </w:pPr>
-            <w:r>
-              <w:rPr>
-                <w:rFonts w:ascii="맑은 고딕" w:eastAsia="맑은 고딕" w:cs="맑은 고딕" w:hint="eastAsia"/>
+              <w:rPr>
+                <w:rFonts w:asciiTheme="minorEastAsia" w:eastAsiaTheme="minorEastAsia" w:hAnsiTheme="minorEastAsia"/>
+              </w:rPr>
+            </w:pPr>
+            <w:r>
+              <w:rPr>
+                <w:rFonts w:asciiTheme="minorEastAsia" w:eastAsiaTheme="minorEastAsia" w:hAnsiTheme="minorEastAsia" w:cs="맑은 고딕" w:hint="eastAsia"/>
                 <w:sz w:val="20"/>
                 <w:szCs w:val="20"/>
               </w:rPr>
@@ -1174,7 +1213,7 @@
             </w:r>
             <w:r>
               <w:rPr>
-                <w:rFonts w:ascii="맑은 고딕" w:eastAsia="맑은 고딕" w:cs="맑은 고딕"/>
+                <w:rFonts w:asciiTheme="minorEastAsia" w:eastAsiaTheme="minorEastAsia" w:hAnsiTheme="minorEastAsia" w:cs="맑은 고딕"/>
                 <w:sz w:val="20"/>
                 <w:szCs w:val="20"/>
               </w:rPr>
@@ -1182,7 +1221,7 @@
             </w:r>
             <w:r>
               <w:rPr>
-                <w:rFonts w:ascii="맑은 고딕" w:eastAsia="맑은 고딕" w:cs="맑은 고딕" w:hint="eastAsia"/>
+                <w:rFonts w:asciiTheme="minorEastAsia" w:eastAsiaTheme="minorEastAsia" w:hAnsiTheme="minorEastAsia" w:cs="맑은 고딕" w:hint="eastAsia"/>
                 <w:sz w:val="20"/>
                 <w:szCs w:val="20"/>
               </w:rPr>
@@ -1190,7 +1229,7 @@
             </w:r>
             <w:r>
               <w:rPr>
-                <w:rFonts w:ascii="맑은 고딕" w:eastAsia="맑은 고딕" w:cs="맑은 고딕"/>
+                <w:rFonts w:asciiTheme="minorEastAsia" w:eastAsiaTheme="minorEastAsia" w:hAnsiTheme="minorEastAsia" w:cs="맑은 고딕"/>
                 <w:sz w:val="20"/>
                 <w:szCs w:val="20"/>
               </w:rPr>
@@ -1198,7 +1237,7 @@
             </w:r>
             <w:r>
               <w:rPr>
-                <w:rFonts w:ascii="맑은 고딕" w:eastAsia="맑은 고딕" w:cs="맑은 고딕" w:hint="eastAsia"/>
+                <w:rFonts w:asciiTheme="minorEastAsia" w:eastAsiaTheme="minorEastAsia" w:hAnsiTheme="minorEastAsia" w:cs="맑은 고딕" w:hint="eastAsia"/>
                 <w:sz w:val="20"/>
                 <w:szCs w:val="20"/>
               </w:rPr>
@@ -1206,7 +1245,7 @@
             </w:r>
             <w:r>
               <w:rPr>
-                <w:rFonts w:ascii="맑은 고딕" w:eastAsia="맑은 고딕" w:cs="맑은 고딕"/>
+                <w:rFonts w:asciiTheme="minorEastAsia" w:eastAsiaTheme="minorEastAsia" w:hAnsiTheme="minorEastAsia" w:cs="맑은 고딕"/>
                 <w:sz w:val="20"/>
                 <w:szCs w:val="20"/>
               </w:rPr>
@@ -1214,7 +1253,7 @@
             </w:r>
             <w:r>
               <w:rPr>
-                <w:rFonts w:ascii="맑은 고딕" w:eastAsia="맑은 고딕" w:cs="맑은 고딕" w:hint="eastAsia"/>
+                <w:rFonts w:asciiTheme="minorEastAsia" w:eastAsiaTheme="minorEastAsia" w:hAnsiTheme="minorEastAsia" w:cs="맑은 고딕" w:hint="eastAsia"/>
                 <w:sz w:val="20"/>
                 <w:szCs w:val="20"/>
               </w:rPr>
@@ -1237,10 +1276,13 @@
             <w:pPr>
               <w:pStyle w:val="s0"/>
               <w:jc w:val="center"/>
-            </w:pPr>
-            <w:r>
-              <w:rPr>
-                <w:rFonts w:ascii="맑은 고딕" w:eastAsia="맑은 고딕" w:cs="맑은 고딕"/>
+              <w:rPr>
+                <w:rFonts w:asciiTheme="minorEastAsia" w:eastAsiaTheme="minorEastAsia" w:hAnsiTheme="minorEastAsia"/>
+              </w:rPr>
+            </w:pPr>
+            <w:r>
+              <w:rPr>
+                <w:rFonts w:asciiTheme="minorEastAsia" w:eastAsiaTheme="minorEastAsia" w:hAnsiTheme="minorEastAsia" w:cs="맑은 고딕"/>
                 <w:sz w:val="20"/>
                 <w:szCs w:val="20"/>
               </w:rPr>
@@ -1248,7 +1290,7 @@
             </w:r>
             <w:r>
               <w:rPr>
-                <w:rFonts w:ascii="맑은 고딕" w:eastAsia="맑은 고딕" w:cs="맑은 고딕" w:hint="eastAsia"/>
+                <w:rFonts w:asciiTheme="minorEastAsia" w:eastAsiaTheme="minorEastAsia" w:hAnsiTheme="minorEastAsia" w:cs="맑은 고딕" w:hint="eastAsia"/>
                 <w:sz w:val="20"/>
                 <w:szCs w:val="20"/>
               </w:rPr>
@@ -1256,7 +1298,7 @@
             </w:r>
             <w:r>
               <w:rPr>
-                <w:rFonts w:ascii="맑은 고딕" w:eastAsia="맑은 고딕" w:cs="맑은 고딕"/>
+                <w:rFonts w:asciiTheme="minorEastAsia" w:eastAsiaTheme="minorEastAsia" w:hAnsiTheme="minorEastAsia" w:cs="맑은 고딕"/>
                 <w:sz w:val="20"/>
                 <w:szCs w:val="20"/>
               </w:rPr>
@@ -1280,10 +1322,13 @@
             <w:pPr>
               <w:pStyle w:val="s0"/>
               <w:jc w:val="center"/>
-            </w:pPr>
-            <w:r>
-              <w:rPr>
-                <w:rFonts w:ascii="맑은 고딕" w:eastAsia="맑은 고딕" w:cs="맑은 고딕" w:hint="eastAsia"/>
+              <w:rPr>
+                <w:rFonts w:asciiTheme="minorEastAsia" w:eastAsiaTheme="minorEastAsia" w:hAnsiTheme="minorEastAsia"/>
+              </w:rPr>
+            </w:pPr>
+            <w:r>
+              <w:rPr>
+                <w:rFonts w:asciiTheme="minorEastAsia" w:eastAsiaTheme="minorEastAsia" w:hAnsiTheme="minorEastAsia" w:cs="맑은 고딕" w:hint="eastAsia"/>
                 <w:sz w:val="20"/>
                 <w:szCs w:val="20"/>
               </w:rPr>
@@ -1291,7 +1336,7 @@
             </w:r>
             <w:r>
               <w:rPr>
-                <w:rFonts w:ascii="맑은 고딕" w:eastAsia="맑은 고딕" w:cs="맑은 고딕"/>
+                <w:rFonts w:asciiTheme="minorEastAsia" w:eastAsiaTheme="minorEastAsia" w:hAnsiTheme="minorEastAsia" w:cs="맑은 고딕"/>
                 <w:sz w:val="20"/>
                 <w:szCs w:val="20"/>
               </w:rPr>
@@ -1299,7 +1344,7 @@
             </w:r>
             <w:r>
               <w:rPr>
-                <w:rFonts w:ascii="맑은 고딕" w:eastAsia="맑은 고딕" w:cs="맑은 고딕" w:hint="eastAsia"/>
+                <w:rFonts w:asciiTheme="minorEastAsia" w:eastAsiaTheme="minorEastAsia" w:hAnsiTheme="minorEastAsia" w:cs="맑은 고딕" w:hint="eastAsia"/>
                 <w:sz w:val="20"/>
                 <w:szCs w:val="20"/>
               </w:rPr>
@@ -1307,7 +1352,7 @@
             </w:r>
             <w:r>
               <w:rPr>
-                <w:rFonts w:ascii="맑은 고딕" w:eastAsia="맑은 고딕" w:cs="맑은 고딕"/>
+                <w:rFonts w:asciiTheme="minorEastAsia" w:eastAsiaTheme="minorEastAsia" w:hAnsiTheme="minorEastAsia" w:cs="맑은 고딕"/>
                 <w:sz w:val="20"/>
                 <w:szCs w:val="20"/>
               </w:rPr>
@@ -1315,7 +1360,7 @@
             </w:r>
             <w:r>
               <w:rPr>
-                <w:rFonts w:ascii="맑은 고딕" w:eastAsia="맑은 고딕" w:cs="맑은 고딕" w:hint="eastAsia"/>
+                <w:rFonts w:asciiTheme="minorEastAsia" w:eastAsiaTheme="minorEastAsia" w:hAnsiTheme="minorEastAsia" w:cs="맑은 고딕" w:hint="eastAsia"/>
                 <w:sz w:val="20"/>
                 <w:szCs w:val="20"/>
               </w:rPr>
@@ -1323,7 +1368,7 @@
             </w:r>
             <w:r>
               <w:rPr>
-                <w:rFonts w:ascii="맑은 고딕" w:eastAsia="맑은 고딕" w:cs="맑은 고딕"/>
+                <w:rFonts w:asciiTheme="minorEastAsia" w:eastAsiaTheme="minorEastAsia" w:hAnsiTheme="minorEastAsia" w:cs="맑은 고딕"/>
                 <w:sz w:val="20"/>
                 <w:szCs w:val="20"/>
               </w:rPr>
@@ -1331,7 +1376,7 @@
             </w:r>
             <w:r>
               <w:rPr>
-                <w:rFonts w:ascii="맑은 고딕" w:eastAsia="맑은 고딕" w:cs="맑은 고딕" w:hint="eastAsia"/>
+                <w:rFonts w:asciiTheme="minorEastAsia" w:eastAsiaTheme="minorEastAsia" w:hAnsiTheme="minorEastAsia" w:cs="맑은 고딕" w:hint="eastAsia"/>
                 <w:sz w:val="20"/>
                 <w:szCs w:val="20"/>
               </w:rPr>
@@ -1355,9 +1400,13 @@
             <w:pPr>
               <w:pStyle w:val="s0"/>
               <w:jc w:val="center"/>
-            </w:pPr>
-            <w:r>
-              <w:rPr>
+              <w:rPr>
+                <w:rFonts w:asciiTheme="minorEastAsia" w:eastAsiaTheme="minorEastAsia" w:hAnsiTheme="minorEastAsia"/>
+              </w:rPr>
+            </w:pPr>
+            <w:r>
+              <w:rPr>
+                <w:rFonts w:asciiTheme="minorEastAsia" w:eastAsiaTheme="minorEastAsia" w:hAnsiTheme="minorEastAsia"/>
                 <w:sz w:val="20"/>
                 <w:szCs w:val="20"/>
               </w:rPr>
@@ -1365,7 +1414,7 @@
             </w:r>
             <w:r>
               <w:rPr>
-                <w:rFonts w:hint="eastAsia"/>
+                <w:rFonts w:asciiTheme="minorEastAsia" w:eastAsiaTheme="minorEastAsia" w:hAnsiTheme="minorEastAsia" w:hint="eastAsia"/>
                 <w:sz w:val="20"/>
                 <w:szCs w:val="20"/>
               </w:rPr>
@@ -1373,6 +1422,7 @@
             </w:r>
             <w:r>
               <w:rPr>
+                <w:rFonts w:asciiTheme="minorEastAsia" w:eastAsiaTheme="minorEastAsia" w:hAnsiTheme="minorEastAsia"/>
                 <w:sz w:val="20"/>
                 <w:szCs w:val="20"/>
               </w:rPr>
@@ -1396,10 +1446,13 @@
             <w:pPr>
               <w:pStyle w:val="s0"/>
               <w:jc w:val="center"/>
-            </w:pPr>
-            <w:r>
-              <w:rPr>
-                <w:rFonts w:ascii="맑은 고딕" w:eastAsia="맑은 고딕" w:cs="맑은 고딕" w:hint="eastAsia"/>
+              <w:rPr>
+                <w:rFonts w:asciiTheme="minorEastAsia" w:eastAsiaTheme="minorEastAsia" w:hAnsiTheme="minorEastAsia"/>
+              </w:rPr>
+            </w:pPr>
+            <w:r>
+              <w:rPr>
+                <w:rFonts w:asciiTheme="minorEastAsia" w:eastAsiaTheme="minorEastAsia" w:hAnsiTheme="minorEastAsia" w:cs="맑은 고딕" w:hint="eastAsia"/>
                 <w:sz w:val="20"/>
                 <w:szCs w:val="20"/>
               </w:rPr>
@@ -1423,10 +1476,13 @@
             <w:pPr>
               <w:pStyle w:val="s0"/>
               <w:jc w:val="center"/>
-            </w:pPr>
-            <w:r>
-              <w:rPr>
-                <w:rFonts w:ascii="맑은 고딕" w:eastAsia="맑은 고딕" w:cs="맑은 고딕"/>
+              <w:rPr>
+                <w:rFonts w:asciiTheme="minorEastAsia" w:eastAsiaTheme="minorEastAsia" w:hAnsiTheme="minorEastAsia"/>
+              </w:rPr>
+            </w:pPr>
+            <w:r>
+              <w:rPr>
+                <w:rFonts w:asciiTheme="minorEastAsia" w:eastAsiaTheme="minorEastAsia" w:hAnsiTheme="minorEastAsia" w:cs="맑은 고딕"/>
                 <w:sz w:val="20"/>
                 <w:szCs w:val="20"/>
               </w:rPr>
@@ -1434,7 +1490,7 @@
             </w:r>
             <w:r>
               <w:rPr>
-                <w:rFonts w:ascii="맑은 고딕" w:eastAsia="맑은 고딕" w:cs="맑은 고딕" w:hint="eastAsia"/>
+                <w:rFonts w:asciiTheme="minorEastAsia" w:eastAsiaTheme="minorEastAsia" w:hAnsiTheme="minorEastAsia" w:cs="맑은 고딕" w:hint="eastAsia"/>
                 <w:sz w:val="20"/>
                 <w:szCs w:val="20"/>
               </w:rPr>
@@ -1442,7 +1498,7 @@
             </w:r>
             <w:r>
               <w:rPr>
-                <w:rFonts w:ascii="맑은 고딕" w:eastAsia="맑은 고딕" w:cs="맑은 고딕"/>
+                <w:rFonts w:asciiTheme="minorEastAsia" w:eastAsiaTheme="minorEastAsia" w:hAnsiTheme="minorEastAsia" w:cs="맑은 고딕"/>
                 <w:sz w:val="20"/>
                 <w:szCs w:val="20"/>
               </w:rPr>
@@ -1471,10 +1527,13 @@
             <w:pPr>
               <w:pStyle w:val="s0"/>
               <w:jc w:val="center"/>
-            </w:pPr>
-            <w:r>
-              <w:rPr>
-                <w:rFonts w:ascii="맑은 고딕" w:eastAsia="맑은 고딕" w:cs="맑은 고딕" w:hint="eastAsia"/>
+              <w:rPr>
+                <w:rFonts w:asciiTheme="minorEastAsia" w:eastAsiaTheme="minorEastAsia" w:hAnsiTheme="minorEastAsia"/>
+              </w:rPr>
+            </w:pPr>
+            <w:r>
+              <w:rPr>
+                <w:rFonts w:asciiTheme="minorEastAsia" w:eastAsiaTheme="minorEastAsia" w:hAnsiTheme="minorEastAsia" w:cs="맑은 고딕" w:hint="eastAsia"/>
                 <w:sz w:val="20"/>
                 <w:szCs w:val="20"/>
               </w:rPr>
@@ -1497,10 +1556,13 @@
             <w:pPr>
               <w:pStyle w:val="s0"/>
               <w:jc w:val="center"/>
-            </w:pPr>
-            <w:r>
-              <w:rPr>
-                <w:rFonts w:ascii="맑은 고딕" w:eastAsia="맑은 고딕" w:cs="맑은 고딕" w:hint="eastAsia"/>
+              <w:rPr>
+                <w:rFonts w:asciiTheme="minorEastAsia" w:eastAsiaTheme="minorEastAsia" w:hAnsiTheme="minorEastAsia"/>
+              </w:rPr>
+            </w:pPr>
+            <w:r>
+              <w:rPr>
+                <w:rFonts w:asciiTheme="minorEastAsia" w:eastAsiaTheme="minorEastAsia" w:hAnsiTheme="minorEastAsia" w:cs="맑은 고딕" w:hint="eastAsia"/>
                 <w:sz w:val="20"/>
                 <w:szCs w:val="20"/>
               </w:rPr>
@@ -1524,10 +1586,13 @@
             <w:pPr>
               <w:pStyle w:val="s0"/>
               <w:jc w:val="center"/>
-            </w:pPr>
-            <w:r>
-              <w:rPr>
-                <w:rFonts w:ascii="맑은 고딕" w:eastAsia="맑은 고딕" w:cs="맑은 고딕" w:hint="eastAsia"/>
+              <w:rPr>
+                <w:rFonts w:asciiTheme="minorEastAsia" w:eastAsiaTheme="minorEastAsia" w:hAnsiTheme="minorEastAsia"/>
+              </w:rPr>
+            </w:pPr>
+            <w:r>
+              <w:rPr>
+                <w:rFonts w:asciiTheme="minorEastAsia" w:eastAsiaTheme="minorEastAsia" w:hAnsiTheme="minorEastAsia" w:cs="맑은 고딕" w:hint="eastAsia"/>
                 <w:sz w:val="20"/>
                 <w:szCs w:val="20"/>
               </w:rPr>
@@ -1535,7 +1600,7 @@
             </w:r>
             <w:r>
               <w:rPr>
-                <w:rFonts w:ascii="맑은 고딕" w:eastAsia="맑은 고딕" w:cs="맑은 고딕"/>
+                <w:rFonts w:asciiTheme="minorEastAsia" w:eastAsiaTheme="minorEastAsia" w:hAnsiTheme="minorEastAsia" w:cs="맑은 고딕"/>
                 <w:sz w:val="20"/>
                 <w:szCs w:val="20"/>
               </w:rPr>
@@ -1543,7 +1608,7 @@
             </w:r>
             <w:r>
               <w:rPr>
-                <w:rFonts w:ascii="맑은 고딕" w:eastAsia="맑은 고딕" w:cs="맑은 고딕" w:hint="eastAsia"/>
+                <w:rFonts w:asciiTheme="minorEastAsia" w:eastAsiaTheme="minorEastAsia" w:hAnsiTheme="minorEastAsia" w:cs="맑은 고딕" w:hint="eastAsia"/>
                 <w:sz w:val="20"/>
                 <w:szCs w:val="20"/>
               </w:rPr>
@@ -1573,7 +1638,7 @@
             </w:pPr>
             <w:r>
               <w:rPr>
-                <w:rFonts w:ascii="맑은 고딕" w:eastAsia="맑은 고딕" w:cs="맑은 고딕"/>
+                <w:rFonts w:asciiTheme="minorEastAsia" w:eastAsiaTheme="minorEastAsia" w:hAnsiTheme="minorEastAsia" w:cs="맑은 고딕"/>
                 <w:sz w:val="20"/>
                 <w:szCs w:val="20"/>
               </w:rPr>
@@ -1597,17 +1662,18 @@
             <w:pPr>
               <w:pStyle w:val="s0"/>
               <w:jc w:val="center"/>
-            </w:pPr>
-            <w:proofErr w:type="spellStart"/>
-            <w:r>
-              <w:rPr>
-                <w:rFonts w:ascii="맑은 고딕" w:eastAsia="맑은 고딕" w:cs="맑은 고딕" w:hint="eastAsia"/>
+              <w:rPr>
+                <w:rFonts w:asciiTheme="minorEastAsia" w:eastAsiaTheme="minorEastAsia" w:hAnsiTheme="minorEastAsia"/>
+              </w:rPr>
+            </w:pPr>
+            <w:r>
+              <w:rPr>
+                <w:rFonts w:asciiTheme="minorEastAsia" w:eastAsiaTheme="minorEastAsia" w:hAnsiTheme="minorEastAsia" w:cs="맑은 고딕" w:hint="eastAsia"/>
                 <w:sz w:val="20"/>
                 <w:szCs w:val="20"/>
               </w:rPr>
               <w:t>검체채취일자</w:t>
             </w:r>
-            <w:proofErr w:type="spellEnd"/>
           </w:p>
         </w:tc>
         <w:tc>
@@ -1626,10 +1692,13 @@
             <w:pPr>
               <w:pStyle w:val="s0"/>
               <w:jc w:val="center"/>
-            </w:pPr>
-            <w:r>
-              <w:rPr>
-                <w:rFonts w:ascii="맑은 고딕" w:eastAsia="맑은 고딕" w:cs="맑은 고딕"/>
+              <w:rPr>
+                <w:rFonts w:asciiTheme="minorEastAsia" w:eastAsiaTheme="minorEastAsia" w:hAnsiTheme="minorEastAsia"/>
+              </w:rPr>
+            </w:pPr>
+            <w:r>
+              <w:rPr>
+                <w:rFonts w:asciiTheme="minorEastAsia" w:eastAsiaTheme="minorEastAsia" w:hAnsiTheme="minorEastAsia" w:cs="맑은 고딕"/>
                 <w:sz w:val="20"/>
                 <w:szCs w:val="20"/>
               </w:rPr>
@@ -1637,7 +1706,7 @@
             </w:r>
             <w:r>
               <w:rPr>
-                <w:rFonts w:ascii="맑은 고딕" w:eastAsia="맑은 고딕" w:cs="맑은 고딕" w:hint="eastAsia"/>
+                <w:rFonts w:asciiTheme="minorEastAsia" w:eastAsiaTheme="minorEastAsia" w:hAnsiTheme="minorEastAsia" w:cs="맑은 고딕" w:hint="eastAsia"/>
                 <w:sz w:val="20"/>
                 <w:szCs w:val="20"/>
               </w:rPr>
@@ -1645,7 +1714,7 @@
             </w:r>
             <w:r>
               <w:rPr>
-                <w:rFonts w:ascii="맑은 고딕" w:eastAsia="맑은 고딕" w:cs="맑은 고딕"/>
+                <w:rFonts w:asciiTheme="minorEastAsia" w:eastAsiaTheme="minorEastAsia" w:hAnsiTheme="minorEastAsia" w:cs="맑은 고딕"/>
                 <w:sz w:val="20"/>
                 <w:szCs w:val="20"/>
               </w:rPr>
@@ -1674,6 +1743,9 @@
             <w:pPr>
               <w:pStyle w:val="s0"/>
               <w:jc w:val="center"/>
+              <w:rPr>
+                <w:rFonts w:asciiTheme="minorEastAsia" w:eastAsiaTheme="minorEastAsia" w:hAnsiTheme="minorEastAsia"/>
+              </w:rPr>
             </w:pPr>
           </w:p>
         </w:tc>
@@ -1697,10 +1769,13 @@
             <w:pPr>
               <w:pStyle w:val="s0"/>
               <w:jc w:val="center"/>
-            </w:pPr>
-            <w:r>
-              <w:rPr>
-                <w:rFonts w:ascii="맑은 고딕" w:eastAsia="맑은 고딕" w:cs="맑은 고딕" w:hint="eastAsia"/>
+              <w:rPr>
+                <w:rFonts w:asciiTheme="minorEastAsia" w:eastAsiaTheme="minorEastAsia" w:hAnsiTheme="minorEastAsia"/>
+              </w:rPr>
+            </w:pPr>
+            <w:r>
+              <w:rPr>
+                <w:rFonts w:asciiTheme="minorEastAsia" w:eastAsiaTheme="minorEastAsia" w:hAnsiTheme="minorEastAsia" w:cs="맑은 고딕" w:hint="eastAsia"/>
                 <w:sz w:val="20"/>
                 <w:szCs w:val="20"/>
               </w:rPr>
@@ -1724,10 +1799,13 @@
             <w:pPr>
               <w:pStyle w:val="s0"/>
               <w:jc w:val="center"/>
-            </w:pPr>
-            <w:r>
-              <w:rPr>
-                <w:rFonts w:ascii="맑은 고딕" w:eastAsia="맑은 고딕" w:cs="맑은 고딕" w:hint="eastAsia"/>
+              <w:rPr>
+                <w:rFonts w:asciiTheme="minorEastAsia" w:eastAsiaTheme="minorEastAsia" w:hAnsiTheme="minorEastAsia"/>
+              </w:rPr>
+            </w:pPr>
+            <w:r>
+              <w:rPr>
+                <w:rFonts w:asciiTheme="minorEastAsia" w:eastAsiaTheme="minorEastAsia" w:hAnsiTheme="minorEastAsia" w:cs="맑은 고딕" w:hint="eastAsia"/>
                 <w:sz w:val="20"/>
                 <w:szCs w:val="20"/>
               </w:rPr>
@@ -1751,10 +1829,13 @@
             <w:pPr>
               <w:pStyle w:val="s0"/>
               <w:jc w:val="center"/>
-            </w:pPr>
-            <w:r>
-              <w:rPr>
-                <w:rFonts w:ascii="맑은 고딕" w:eastAsia="맑은 고딕" w:cs="맑은 고딕" w:hint="eastAsia"/>
+              <w:rPr>
+                <w:rFonts w:asciiTheme="minorEastAsia" w:eastAsiaTheme="minorEastAsia" w:hAnsiTheme="minorEastAsia"/>
+              </w:rPr>
+            </w:pPr>
+            <w:r>
+              <w:rPr>
+                <w:rFonts w:asciiTheme="minorEastAsia" w:eastAsiaTheme="minorEastAsia" w:hAnsiTheme="minorEastAsia" w:cs="맑은 고딕" w:hint="eastAsia"/>
                 <w:sz w:val="20"/>
                 <w:szCs w:val="20"/>
               </w:rPr>
@@ -1778,10 +1859,13 @@
             <w:pPr>
               <w:pStyle w:val="s0"/>
               <w:jc w:val="center"/>
-            </w:pPr>
-            <w:r>
-              <w:rPr>
-                <w:rFonts w:ascii="맑은 고딕" w:eastAsia="맑은 고딕" w:cs="맑은 고딕" w:hint="eastAsia"/>
+              <w:rPr>
+                <w:rFonts w:asciiTheme="minorEastAsia" w:eastAsiaTheme="minorEastAsia" w:hAnsiTheme="minorEastAsia"/>
+              </w:rPr>
+            </w:pPr>
+            <w:r>
+              <w:rPr>
+                <w:rFonts w:asciiTheme="minorEastAsia" w:eastAsiaTheme="minorEastAsia" w:hAnsiTheme="minorEastAsia" w:cs="맑은 고딕" w:hint="eastAsia"/>
                 <w:sz w:val="20"/>
                 <w:szCs w:val="20"/>
               </w:rPr>
@@ -1805,10 +1889,13 @@
             <w:pPr>
               <w:pStyle w:val="s0"/>
               <w:jc w:val="center"/>
-            </w:pPr>
-            <w:r>
-              <w:rPr>
-                <w:rFonts w:ascii="맑은 고딕" w:eastAsia="맑은 고딕" w:cs="맑은 고딕" w:hint="eastAsia"/>
+              <w:rPr>
+                <w:rFonts w:asciiTheme="minorEastAsia" w:eastAsiaTheme="minorEastAsia" w:hAnsiTheme="minorEastAsia"/>
+              </w:rPr>
+            </w:pPr>
+            <w:r>
+              <w:rPr>
+                <w:rFonts w:asciiTheme="minorEastAsia" w:eastAsiaTheme="minorEastAsia" w:hAnsiTheme="minorEastAsia" w:cs="맑은 고딕" w:hint="eastAsia"/>
                 <w:sz w:val="20"/>
                 <w:szCs w:val="20"/>
               </w:rPr>
@@ -1836,10 +1923,13 @@
             <w:pPr>
               <w:pStyle w:val="s0"/>
               <w:jc w:val="center"/>
-            </w:pPr>
-            <w:r>
-              <w:rPr>
-                <w:rFonts w:ascii="맑은 고딕" w:eastAsia="맑은 고딕" w:cs="맑은 고딕" w:hint="eastAsia"/>
+              <w:rPr>
+                <w:rFonts w:asciiTheme="minorEastAsia" w:eastAsiaTheme="minorEastAsia" w:hAnsiTheme="minorEastAsia"/>
+              </w:rPr>
+            </w:pPr>
+            <w:r>
+              <w:rPr>
+                <w:rFonts w:asciiTheme="minorEastAsia" w:eastAsiaTheme="minorEastAsia" w:hAnsiTheme="minorEastAsia" w:cs="맑은 고딕" w:hint="eastAsia"/>
                 <w:sz w:val="20"/>
                 <w:szCs w:val="20"/>
               </w:rPr>
@@ -1847,7 +1937,7 @@
             </w:r>
             <w:r>
               <w:rPr>
-                <w:rFonts w:ascii="맑은 고딕" w:eastAsia="맑은 고딕" w:cs="맑은 고딕"/>
+                <w:rFonts w:asciiTheme="minorEastAsia" w:eastAsiaTheme="minorEastAsia" w:hAnsiTheme="minorEastAsia" w:cs="맑은 고딕"/>
                 <w:sz w:val="20"/>
                 <w:szCs w:val="20"/>
               </w:rPr>
@@ -1855,7 +1945,7 @@
             </w:r>
             <w:r>
               <w:rPr>
-                <w:rFonts w:ascii="맑은 고딕" w:eastAsia="맑은 고딕" w:cs="맑은 고딕" w:hint="eastAsia"/>
+                <w:rFonts w:asciiTheme="minorEastAsia" w:eastAsiaTheme="minorEastAsia" w:hAnsiTheme="minorEastAsia" w:cs="맑은 고딕" w:hint="eastAsia"/>
                 <w:sz w:val="20"/>
                 <w:szCs w:val="20"/>
               </w:rPr>
@@ -1879,10 +1969,13 @@
             <w:pPr>
               <w:pStyle w:val="s0"/>
               <w:jc w:val="center"/>
-            </w:pPr>
-            <w:r>
-              <w:rPr>
-                <w:rFonts w:ascii="맑은 고딕" w:eastAsia="맑은 고딕" w:cs="맑은 고딕" w:hint="eastAsia"/>
+              <w:rPr>
+                <w:rFonts w:asciiTheme="minorEastAsia" w:eastAsiaTheme="minorEastAsia" w:hAnsiTheme="minorEastAsia"/>
+              </w:rPr>
+            </w:pPr>
+            <w:r>
+              <w:rPr>
+                <w:rFonts w:asciiTheme="minorEastAsia" w:eastAsiaTheme="minorEastAsia" w:hAnsiTheme="minorEastAsia" w:cs="맑은 고딕" w:hint="eastAsia"/>
                 <w:sz w:val="18"/>
                 <w:szCs w:val="18"/>
               </w:rPr>
@@ -1906,10 +1999,13 @@
             <w:pPr>
               <w:pStyle w:val="s0"/>
               <w:jc w:val="center"/>
-            </w:pPr>
-            <w:r>
-              <w:rPr>
-                <w:rFonts w:ascii="맑은 고딕" w:eastAsia="맑은 고딕" w:cs="맑은 고딕" w:hint="eastAsia"/>
+              <w:rPr>
+                <w:rFonts w:asciiTheme="minorEastAsia" w:eastAsiaTheme="minorEastAsia" w:hAnsiTheme="minorEastAsia"/>
+              </w:rPr>
+            </w:pPr>
+            <w:r>
+              <w:rPr>
+                <w:rFonts w:asciiTheme="minorEastAsia" w:eastAsiaTheme="minorEastAsia" w:hAnsiTheme="minorEastAsia" w:cs="맑은 고딕" w:hint="eastAsia"/>
                 <w:sz w:val="20"/>
                 <w:szCs w:val="20"/>
               </w:rPr>
@@ -1917,7 +2013,7 @@
             </w:r>
             <w:r>
               <w:rPr>
-                <w:rFonts w:ascii="맑은 고딕" w:eastAsia="맑은 고딕" w:cs="맑은 고딕"/>
+                <w:rFonts w:asciiTheme="minorEastAsia" w:eastAsiaTheme="minorEastAsia" w:hAnsiTheme="minorEastAsia" w:cs="맑은 고딕"/>
                 <w:sz w:val="20"/>
                 <w:szCs w:val="20"/>
               </w:rPr>
@@ -1925,7 +2021,7 @@
             </w:r>
             <w:r>
               <w:rPr>
-                <w:rFonts w:ascii="맑은 고딕" w:eastAsia="맑은 고딕" w:cs="맑은 고딕" w:hint="eastAsia"/>
+                <w:rFonts w:asciiTheme="minorEastAsia" w:eastAsiaTheme="minorEastAsia" w:hAnsiTheme="minorEastAsia" w:cs="맑은 고딕" w:hint="eastAsia"/>
                 <w:sz w:val="20"/>
                 <w:szCs w:val="20"/>
               </w:rPr>
@@ -1949,10 +2045,13 @@
             <w:pPr>
               <w:pStyle w:val="s0"/>
               <w:jc w:val="center"/>
-            </w:pPr>
-            <w:r>
-              <w:rPr>
-                <w:rFonts w:ascii="맑은 고딕" w:eastAsia="맑은 고딕" w:cs="맑은 고딕" w:hint="eastAsia"/>
+              <w:rPr>
+                <w:rFonts w:asciiTheme="minorEastAsia" w:eastAsiaTheme="minorEastAsia" w:hAnsiTheme="minorEastAsia"/>
+              </w:rPr>
+            </w:pPr>
+            <w:r>
+              <w:rPr>
+                <w:rFonts w:asciiTheme="minorEastAsia" w:eastAsiaTheme="minorEastAsia" w:hAnsiTheme="minorEastAsia" w:cs="맑은 고딕" w:hint="eastAsia"/>
                 <w:sz w:val="20"/>
                 <w:szCs w:val="20"/>
               </w:rPr>
@@ -1960,7 +2059,7 @@
             </w:r>
             <w:r>
               <w:rPr>
-                <w:rFonts w:ascii="맑은 고딕" w:eastAsia="맑은 고딕" w:cs="맑은 고딕"/>
+                <w:rFonts w:asciiTheme="minorEastAsia" w:eastAsiaTheme="minorEastAsia" w:hAnsiTheme="minorEastAsia" w:cs="맑은 고딕"/>
                 <w:sz w:val="20"/>
                 <w:szCs w:val="20"/>
               </w:rPr>
@@ -1968,7 +2067,7 @@
             </w:r>
             <w:r>
               <w:rPr>
-                <w:rFonts w:ascii="맑은 고딕" w:eastAsia="맑은 고딕" w:cs="맑은 고딕" w:hint="eastAsia"/>
+                <w:rFonts w:asciiTheme="minorEastAsia" w:eastAsiaTheme="minorEastAsia" w:hAnsiTheme="minorEastAsia" w:cs="맑은 고딕" w:hint="eastAsia"/>
                 <w:sz w:val="20"/>
                 <w:szCs w:val="20"/>
               </w:rPr>
@@ -1992,6 +2091,9 @@
             <w:pPr>
               <w:pStyle w:val="s0"/>
               <w:jc w:val="center"/>
+              <w:rPr>
+                <w:rFonts w:asciiTheme="minorEastAsia" w:eastAsiaTheme="minorEastAsia" w:hAnsiTheme="minorEastAsia"/>
+              </w:rPr>
             </w:pPr>
           </w:p>
         </w:tc>
@@ -2015,10 +2117,13 @@
             <w:pPr>
               <w:pStyle w:val="s0"/>
               <w:jc w:val="center"/>
-            </w:pPr>
-            <w:r>
-              <w:rPr>
-                <w:rFonts w:ascii="맑은 고딕" w:eastAsia="맑은 고딕" w:cs="맑은 고딕" w:hint="eastAsia"/>
+              <w:rPr>
+                <w:rFonts w:asciiTheme="minorEastAsia" w:eastAsiaTheme="minorEastAsia" w:hAnsiTheme="minorEastAsia"/>
+              </w:rPr>
+            </w:pPr>
+            <w:r>
+              <w:rPr>
+                <w:rFonts w:asciiTheme="minorEastAsia" w:eastAsiaTheme="minorEastAsia" w:hAnsiTheme="minorEastAsia" w:cs="맑은 고딕" w:hint="eastAsia"/>
                 <w:sz w:val="20"/>
                 <w:szCs w:val="20"/>
               </w:rPr>
@@ -2042,10 +2147,13 @@
             <w:pPr>
               <w:pStyle w:val="s0"/>
               <w:jc w:val="center"/>
-            </w:pPr>
-            <w:r>
-              <w:rPr>
-                <w:rFonts w:ascii="맑은 고딕" w:eastAsia="맑은 고딕" w:cs="맑은 고딕" w:hint="eastAsia"/>
+              <w:rPr>
+                <w:rFonts w:asciiTheme="minorEastAsia" w:eastAsiaTheme="minorEastAsia" w:hAnsiTheme="minorEastAsia"/>
+              </w:rPr>
+            </w:pPr>
+            <w:r>
+              <w:rPr>
+                <w:rFonts w:asciiTheme="minorEastAsia" w:eastAsiaTheme="minorEastAsia" w:hAnsiTheme="minorEastAsia" w:cs="맑은 고딕" w:hint="eastAsia"/>
                 <w:sz w:val="18"/>
                 <w:szCs w:val="18"/>
               </w:rPr>
@@ -2069,10 +2177,13 @@
             <w:pPr>
               <w:pStyle w:val="s0"/>
               <w:jc w:val="center"/>
-            </w:pPr>
-            <w:r>
-              <w:rPr>
-                <w:rFonts w:ascii="맑은 고딕" w:eastAsia="맑은 고딕" w:cs="맑은 고딕"/>
+              <w:rPr>
+                <w:rFonts w:asciiTheme="minorEastAsia" w:eastAsiaTheme="minorEastAsia" w:hAnsiTheme="minorEastAsia"/>
+              </w:rPr>
+            </w:pPr>
+            <w:r>
+              <w:rPr>
+                <w:rFonts w:asciiTheme="minorEastAsia" w:eastAsiaTheme="minorEastAsia" w:hAnsiTheme="minorEastAsia" w:cs="맑은 고딕"/>
                 <w:sz w:val="20"/>
                 <w:szCs w:val="20"/>
               </w:rPr>
@@ -2080,7 +2191,7 @@
             </w:r>
             <w:r>
               <w:rPr>
-                <w:rFonts w:ascii="맑은 고딕" w:eastAsia="맑은 고딕" w:cs="맑은 고딕"/>
+                <w:rFonts w:asciiTheme="minorEastAsia" w:eastAsiaTheme="minorEastAsia" w:hAnsiTheme="minorEastAsia" w:cs="맑은 고딕"/>
                 <w:sz w:val="20"/>
                 <w:szCs w:val="20"/>
               </w:rPr>
@@ -2088,7 +2199,7 @@
             </w:r>
             <w:r>
               <w:rPr>
-                <w:rFonts w:ascii="맑은 고딕" w:eastAsia="맑은 고딕" w:cs="맑은 고딕"/>
+                <w:rFonts w:asciiTheme="minorEastAsia" w:eastAsiaTheme="minorEastAsia" w:hAnsiTheme="minorEastAsia" w:cs="맑은 고딕"/>
                 <w:sz w:val="20"/>
                 <w:szCs w:val="20"/>
               </w:rPr>
@@ -2112,10 +2223,13 @@
             <w:pPr>
               <w:pStyle w:val="s0"/>
               <w:jc w:val="center"/>
-            </w:pPr>
-            <w:r>
-              <w:rPr>
-                <w:rFonts w:ascii="맑은 고딕" w:eastAsia="맑은 고딕" w:cs="맑은 고딕" w:hint="eastAsia"/>
+              <w:rPr>
+                <w:rFonts w:asciiTheme="minorEastAsia" w:eastAsiaTheme="minorEastAsia" w:hAnsiTheme="minorEastAsia"/>
+              </w:rPr>
+            </w:pPr>
+            <w:r>
+              <w:rPr>
+                <w:rFonts w:asciiTheme="minorEastAsia" w:eastAsiaTheme="minorEastAsia" w:hAnsiTheme="minorEastAsia" w:cs="맑은 고딕" w:hint="eastAsia"/>
                 <w:sz w:val="20"/>
                 <w:szCs w:val="20"/>
               </w:rPr>
@@ -2123,7 +2237,7 @@
             </w:r>
             <w:r>
               <w:rPr>
-                <w:rFonts w:ascii="맑은 고딕" w:eastAsia="맑은 고딕" w:cs="맑은 고딕"/>
+                <w:rFonts w:asciiTheme="minorEastAsia" w:eastAsiaTheme="minorEastAsia" w:hAnsiTheme="minorEastAsia" w:cs="맑은 고딕"/>
                 <w:sz w:val="20"/>
                 <w:szCs w:val="20"/>
               </w:rPr>
@@ -2131,7 +2245,7 @@
             </w:r>
             <w:r>
               <w:rPr>
-                <w:rFonts w:ascii="맑은 고딕" w:eastAsia="맑은 고딕" w:cs="맑은 고딕" w:hint="eastAsia"/>
+                <w:rFonts w:asciiTheme="minorEastAsia" w:eastAsiaTheme="minorEastAsia" w:hAnsiTheme="minorEastAsia" w:cs="맑은 고딕" w:hint="eastAsia"/>
                 <w:sz w:val="20"/>
                 <w:szCs w:val="20"/>
               </w:rPr>
@@ -2155,6 +2269,9 @@
             <w:pPr>
               <w:pStyle w:val="s0"/>
               <w:jc w:val="center"/>
+              <w:rPr>
+                <w:rFonts w:asciiTheme="minorEastAsia" w:eastAsiaTheme="minorEastAsia" w:hAnsiTheme="minorEastAsia"/>
+              </w:rPr>
             </w:pPr>
           </w:p>
         </w:tc>
@@ -2178,10 +2295,13 @@
             <w:pPr>
               <w:pStyle w:val="s0"/>
               <w:jc w:val="center"/>
-            </w:pPr>
-            <w:r>
-              <w:rPr>
-                <w:rFonts w:ascii="맑은 고딕" w:eastAsia="맑은 고딕" w:cs="맑은 고딕" w:hint="eastAsia"/>
+              <w:rPr>
+                <w:rFonts w:asciiTheme="minorEastAsia" w:eastAsiaTheme="minorEastAsia" w:hAnsiTheme="minorEastAsia"/>
+              </w:rPr>
+            </w:pPr>
+            <w:r>
+              <w:rPr>
+                <w:rFonts w:asciiTheme="minorEastAsia" w:eastAsiaTheme="minorEastAsia" w:hAnsiTheme="minorEastAsia" w:cs="맑은 고딕" w:hint="eastAsia"/>
                 <w:sz w:val="20"/>
                 <w:szCs w:val="20"/>
               </w:rPr>
@@ -2205,10 +2325,13 @@
             <w:pPr>
               <w:pStyle w:val="s0"/>
               <w:jc w:val="center"/>
-            </w:pPr>
-            <w:r>
-              <w:rPr>
-                <w:rFonts w:ascii="맑은 고딕" w:eastAsia="맑은 고딕" w:cs="맑은 고딕" w:hint="eastAsia"/>
+              <w:rPr>
+                <w:rFonts w:asciiTheme="minorEastAsia" w:eastAsiaTheme="minorEastAsia" w:hAnsiTheme="minorEastAsia"/>
+              </w:rPr>
+            </w:pPr>
+            <w:r>
+              <w:rPr>
+                <w:rFonts w:asciiTheme="minorEastAsia" w:eastAsiaTheme="minorEastAsia" w:hAnsiTheme="minorEastAsia" w:cs="맑은 고딕" w:hint="eastAsia"/>
                 <w:sz w:val="18"/>
                 <w:szCs w:val="18"/>
               </w:rPr>
@@ -2232,10 +2355,13 @@
             <w:pPr>
               <w:pStyle w:val="s0"/>
               <w:jc w:val="center"/>
-            </w:pPr>
-            <w:r>
-              <w:rPr>
-                <w:rFonts w:ascii="맑은 고딕" w:eastAsia="맑은 고딕" w:cs="맑은 고딕" w:hint="eastAsia"/>
+              <w:rPr>
+                <w:rFonts w:asciiTheme="minorEastAsia" w:eastAsiaTheme="minorEastAsia" w:hAnsiTheme="minorEastAsia"/>
+              </w:rPr>
+            </w:pPr>
+            <w:r>
+              <w:rPr>
+                <w:rFonts w:asciiTheme="minorEastAsia" w:eastAsiaTheme="minorEastAsia" w:hAnsiTheme="minorEastAsia" w:cs="맑은 고딕" w:hint="eastAsia"/>
                 <w:sz w:val="20"/>
                 <w:szCs w:val="20"/>
               </w:rPr>
@@ -2243,7 +2369,7 @@
             </w:r>
             <w:r>
               <w:rPr>
-                <w:rFonts w:ascii="맑은 고딕" w:eastAsia="맑은 고딕" w:cs="맑은 고딕"/>
+                <w:rFonts w:asciiTheme="minorEastAsia" w:eastAsiaTheme="minorEastAsia" w:hAnsiTheme="minorEastAsia" w:cs="맑은 고딕"/>
                 <w:sz w:val="20"/>
                 <w:szCs w:val="20"/>
               </w:rPr>
@@ -2251,7 +2377,7 @@
             </w:r>
             <w:r>
               <w:rPr>
-                <w:rFonts w:ascii="맑은 고딕" w:eastAsia="맑은 고딕" w:cs="맑은 고딕" w:hint="eastAsia"/>
+                <w:rFonts w:asciiTheme="minorEastAsia" w:eastAsiaTheme="minorEastAsia" w:hAnsiTheme="minorEastAsia" w:cs="맑은 고딕" w:hint="eastAsia"/>
                 <w:sz w:val="20"/>
                 <w:szCs w:val="20"/>
               </w:rPr>
@@ -2275,10 +2401,13 @@
             <w:pPr>
               <w:pStyle w:val="s0"/>
               <w:jc w:val="center"/>
-            </w:pPr>
-            <w:r>
-              <w:rPr>
-                <w:rFonts w:ascii="맑은 고딕" w:eastAsia="맑은 고딕" w:cs="맑은 고딕" w:hint="eastAsia"/>
+              <w:rPr>
+                <w:rFonts w:asciiTheme="minorEastAsia" w:eastAsiaTheme="minorEastAsia" w:hAnsiTheme="minorEastAsia"/>
+              </w:rPr>
+            </w:pPr>
+            <w:r>
+              <w:rPr>
+                <w:rFonts w:asciiTheme="minorEastAsia" w:eastAsiaTheme="minorEastAsia" w:hAnsiTheme="minorEastAsia" w:cs="맑은 고딕" w:hint="eastAsia"/>
                 <w:sz w:val="20"/>
                 <w:szCs w:val="20"/>
               </w:rPr>
@@ -2286,7 +2415,7 @@
             </w:r>
             <w:r>
               <w:rPr>
-                <w:rFonts w:ascii="맑은 고딕" w:eastAsia="맑은 고딕" w:cs="맑은 고딕"/>
+                <w:rFonts w:asciiTheme="minorEastAsia" w:eastAsiaTheme="minorEastAsia" w:hAnsiTheme="minorEastAsia" w:cs="맑은 고딕"/>
                 <w:sz w:val="20"/>
                 <w:szCs w:val="20"/>
               </w:rPr>
@@ -2294,7 +2423,7 @@
             </w:r>
             <w:r>
               <w:rPr>
-                <w:rFonts w:ascii="맑은 고딕" w:eastAsia="맑은 고딕" w:cs="맑은 고딕" w:hint="eastAsia"/>
+                <w:rFonts w:asciiTheme="minorEastAsia" w:eastAsiaTheme="minorEastAsia" w:hAnsiTheme="minorEastAsia" w:cs="맑은 고딕" w:hint="eastAsia"/>
                 <w:sz w:val="20"/>
                 <w:szCs w:val="20"/>
               </w:rPr>
@@ -2318,7 +2447,12 @@
             <w:pPr>
               <w:pStyle w:val="s0"/>
               <w:jc w:val="center"/>
-            </w:pPr>
+              <w:rPr>
+                <w:rFonts w:asciiTheme="minorEastAsia" w:eastAsiaTheme="minorEastAsia" w:hAnsiTheme="minorEastAsia"/>
+              </w:rPr>
+            </w:pPr>
+            <w:bookmarkStart w:id="0" w:name="_GoBack"/>
+            <w:bookmarkEnd w:id="0"/>
           </w:p>
         </w:tc>
       </w:tr>
@@ -2341,10 +2475,13 @@
             <w:pPr>
               <w:pStyle w:val="s0"/>
               <w:jc w:val="center"/>
-            </w:pPr>
-            <w:r>
-              <w:rPr>
-                <w:rFonts w:ascii="맑은 고딕" w:eastAsia="맑은 고딕" w:cs="맑은 고딕" w:hint="eastAsia"/>
+              <w:rPr>
+                <w:rFonts w:asciiTheme="minorEastAsia" w:eastAsiaTheme="minorEastAsia" w:hAnsiTheme="minorEastAsia"/>
+              </w:rPr>
+            </w:pPr>
+            <w:r>
+              <w:rPr>
+                <w:rFonts w:asciiTheme="minorEastAsia" w:eastAsiaTheme="minorEastAsia" w:hAnsiTheme="minorEastAsia" w:cs="맑은 고딕" w:hint="eastAsia"/>
                 <w:sz w:val="20"/>
                 <w:szCs w:val="20"/>
               </w:rPr>
@@ -2368,10 +2505,13 @@
             <w:pPr>
               <w:pStyle w:val="s0"/>
               <w:jc w:val="center"/>
-            </w:pPr>
-            <w:r>
-              <w:rPr>
-                <w:rFonts w:ascii="맑은 고딕" w:eastAsia="맑은 고딕" w:cs="맑은 고딕" w:hint="eastAsia"/>
+              <w:rPr>
+                <w:rFonts w:asciiTheme="minorEastAsia" w:eastAsiaTheme="minorEastAsia" w:hAnsiTheme="minorEastAsia"/>
+              </w:rPr>
+            </w:pPr>
+            <w:r>
+              <w:rPr>
+                <w:rFonts w:asciiTheme="minorEastAsia" w:eastAsiaTheme="minorEastAsia" w:hAnsiTheme="minorEastAsia" w:cs="맑은 고딕" w:hint="eastAsia"/>
                 <w:sz w:val="18"/>
                 <w:szCs w:val="18"/>
               </w:rPr>
@@ -2395,10 +2535,13 @@
             <w:pPr>
               <w:pStyle w:val="s0"/>
               <w:jc w:val="center"/>
-            </w:pPr>
-            <w:r>
-              <w:rPr>
-                <w:rFonts w:ascii="맑은 고딕" w:eastAsia="맑은 고딕" w:cs="맑은 고딕" w:hint="eastAsia"/>
+              <w:rPr>
+                <w:rFonts w:asciiTheme="minorEastAsia" w:eastAsiaTheme="minorEastAsia" w:hAnsiTheme="minorEastAsia"/>
+              </w:rPr>
+            </w:pPr>
+            <w:r>
+              <w:rPr>
+                <w:rFonts w:asciiTheme="minorEastAsia" w:eastAsiaTheme="minorEastAsia" w:hAnsiTheme="minorEastAsia" w:cs="맑은 고딕" w:hint="eastAsia"/>
                 <w:sz w:val="20"/>
                 <w:szCs w:val="20"/>
               </w:rPr>
@@ -2406,7 +2549,7 @@
             </w:r>
             <w:r>
               <w:rPr>
-                <w:rFonts w:ascii="맑은 고딕" w:eastAsia="맑은 고딕" w:cs="맑은 고딕"/>
+                <w:rFonts w:asciiTheme="minorEastAsia" w:eastAsiaTheme="minorEastAsia" w:hAnsiTheme="minorEastAsia" w:cs="맑은 고딕"/>
                 <w:sz w:val="20"/>
                 <w:szCs w:val="20"/>
               </w:rPr>
@@ -2414,7 +2557,7 @@
             </w:r>
             <w:r>
               <w:rPr>
-                <w:rFonts w:ascii="맑은 고딕" w:eastAsia="맑은 고딕" w:cs="맑은 고딕" w:hint="eastAsia"/>
+                <w:rFonts w:asciiTheme="minorEastAsia" w:eastAsiaTheme="minorEastAsia" w:hAnsiTheme="minorEastAsia" w:cs="맑은 고딕" w:hint="eastAsia"/>
                 <w:sz w:val="20"/>
                 <w:szCs w:val="20"/>
               </w:rPr>
@@ -2422,7 +2565,7 @@
             </w:r>
             <w:r>
               <w:rPr>
-                <w:rFonts w:ascii="맑은 고딕" w:eastAsia="맑은 고딕" w:cs="맑은 고딕" w:hint="eastAsia"/>
+                <w:rFonts w:asciiTheme="minorEastAsia" w:eastAsiaTheme="minorEastAsia" w:hAnsiTheme="minorEastAsia" w:cs="맑은 고딕" w:hint="eastAsia"/>
                 <w:sz w:val="20"/>
                 <w:szCs w:val="20"/>
               </w:rPr>
@@ -2446,10 +2589,13 @@
             <w:pPr>
               <w:pStyle w:val="s0"/>
               <w:jc w:val="center"/>
-            </w:pPr>
-            <w:r>
-              <w:rPr>
-                <w:rFonts w:ascii="맑은 고딕" w:eastAsia="맑은 고딕" w:cs="맑은 고딕" w:hint="eastAsia"/>
+              <w:rPr>
+                <w:rFonts w:asciiTheme="minorEastAsia" w:eastAsiaTheme="minorEastAsia" w:hAnsiTheme="minorEastAsia"/>
+              </w:rPr>
+            </w:pPr>
+            <w:r>
+              <w:rPr>
+                <w:rFonts w:asciiTheme="minorEastAsia" w:eastAsiaTheme="minorEastAsia" w:hAnsiTheme="minorEastAsia" w:cs="맑은 고딕" w:hint="eastAsia"/>
                 <w:sz w:val="20"/>
                 <w:szCs w:val="20"/>
               </w:rPr>
@@ -2457,7 +2603,7 @@
             </w:r>
             <w:r>
               <w:rPr>
-                <w:rFonts w:ascii="맑은 고딕" w:eastAsia="맑은 고딕" w:cs="맑은 고딕"/>
+                <w:rFonts w:asciiTheme="minorEastAsia" w:eastAsiaTheme="minorEastAsia" w:hAnsiTheme="minorEastAsia" w:cs="맑은 고딕"/>
                 <w:sz w:val="20"/>
                 <w:szCs w:val="20"/>
               </w:rPr>
@@ -2465,7 +2611,7 @@
             </w:r>
             <w:r>
               <w:rPr>
-                <w:rFonts w:ascii="맑은 고딕" w:eastAsia="맑은 고딕" w:cs="맑은 고딕" w:hint="eastAsia"/>
+                <w:rFonts w:asciiTheme="minorEastAsia" w:eastAsiaTheme="minorEastAsia" w:hAnsiTheme="minorEastAsia" w:cs="맑은 고딕" w:hint="eastAsia"/>
                 <w:sz w:val="20"/>
                 <w:szCs w:val="20"/>
               </w:rPr>
@@ -2489,6 +2635,9 @@
             <w:pPr>
               <w:pStyle w:val="s0"/>
               <w:jc w:val="center"/>
+              <w:rPr>
+                <w:rFonts w:asciiTheme="minorEastAsia" w:eastAsiaTheme="minorEastAsia" w:hAnsiTheme="minorEastAsia"/>
+              </w:rPr>
             </w:pPr>
           </w:p>
         </w:tc>
@@ -3511,21 +3660,8 @@
                 <w:szCs w:val="20"/>
                 <w:shd w:val="clear" w:color="auto" w:fill="FFFFFF"/>
               </w:rPr>
-              <w:t xml:space="preserve">보존 </w:t>
-            </w:r>
-            <w:proofErr w:type="spellStart"/>
-            <w:r>
-              <w:rPr>
-                <w:rFonts w:ascii="맑은 고딕" w:eastAsia="맑은 고딕" w:hAnsi="맑은 고딕" w:cs="굴림" w:hint="eastAsia"/>
-                <w:b/>
-                <w:color w:val="000000"/>
-                <w:sz w:val="20"/>
-                <w:szCs w:val="20"/>
-                <w:shd w:val="clear" w:color="auto" w:fill="FFFFFF"/>
-              </w:rPr>
-              <w:t>년한</w:t>
-            </w:r>
-            <w:proofErr w:type="spellEnd"/>
+              <w:t>보존 년한</w:t>
+            </w:r>
           </w:p>
         </w:tc>
       </w:tr>
@@ -3627,7 +3763,6 @@
                 <w:shd w:val="clear" w:color="auto" w:fill="FFFFFF"/>
               </w:rPr>
             </w:pPr>
-            <w:proofErr w:type="spellStart"/>
             <w:r>
               <w:rPr>
                 <w:rFonts w:ascii="맑은 고딕" w:eastAsia="맑은 고딕" w:hAnsi="맑은 고딕" w:cs="굴림" w:hint="eastAsia"/>
@@ -3638,7 +3773,6 @@
               </w:rPr>
               <w:t>발급시</w:t>
             </w:r>
-            <w:proofErr w:type="spellEnd"/>
           </w:p>
         </w:tc>
         <w:tc>
@@ -3728,7 +3862,7 @@
 </file>
 
 <file path=word/styles.xml><?xml version="1.0" encoding="utf-8"?>
-<w:styles xmlns:mc="http://schemas.openxmlformats.org/markup-compatibility/2006" xmlns:r="http://schemas.openxmlformats.org/officeDocument/2006/relationships" xmlns:w="http://schemas.openxmlformats.org/wordprocessingml/2006/main" xmlns:w14="http://schemas.microsoft.com/office/word/2010/wordml" xmlns:w15="http://schemas.microsoft.com/office/word/2012/wordml" xmlns:w16cex="http://schemas.microsoft.com/office/word/2018/wordml/cex" xmlns:w16cid="http://schemas.microsoft.com/office/word/2016/wordml/cid" xmlns:w16="http://schemas.microsoft.com/office/word/2018/wordml" xmlns:w16du="http://schemas.microsoft.com/office/word/2023/wordml/word16du" xmlns:w16sdtdh="http://schemas.microsoft.com/office/word/2020/wordml/sdtdatahash" xmlns:w16sdtfl="http://schemas.microsoft.com/office/word/2024/wordml/sdtformatlock" xmlns:w16se="http://schemas.microsoft.com/office/word/2015/wordml/symex" mc:Ignorable="w14 w15 w16se w16cid w16 w16cex w16sdtdh w16sdtfl w16du">
+<w:styles xmlns:mc="http://schemas.openxmlformats.org/markup-compatibility/2006" xmlns:r="http://schemas.openxmlformats.org/officeDocument/2006/relationships" xmlns:w="http://schemas.openxmlformats.org/wordprocessingml/2006/main" xmlns:w14="http://schemas.microsoft.com/office/word/2010/wordml" xmlns:w15="http://schemas.microsoft.com/office/word/2012/wordml" xmlns:w16se="http://schemas.microsoft.com/office/word/2015/wordml/symex" mc:Ignorable="w14 w15 w16se">
   <w:docDefaults>
     <w:rPrDefault>
       <w:rPr>
@@ -3746,7 +3880,7 @@
       </w:pPr>
     </w:pPrDefault>
   </w:docDefaults>
-  <w:latentStyles w:defLockedState="0" w:defUIPriority="99" w:defSemiHidden="0" w:defUnhideWhenUsed="0" w:defQFormat="0" w:count="376">
+  <w:latentStyles w:defLockedState="0" w:defUIPriority="99" w:defSemiHidden="0" w:defUnhideWhenUsed="0" w:defQFormat="0" w:count="371">
     <w:lsdException w:name="Normal" w:uiPriority="0" w:qFormat="1"/>
     <w:lsdException w:name="heading 1" w:uiPriority="9" w:qFormat="1"/>
     <w:lsdException w:name="heading 2" w:semiHidden="1" w:uiPriority="9" w:unhideWhenUsed="1" w:qFormat="1"/>
@@ -4118,11 +4252,6 @@
     <w:lsdException w:name="List Table 5 Dark Accent 6" w:uiPriority="50"/>
     <w:lsdException w:name="List Table 6 Colorful Accent 6" w:uiPriority="51"/>
     <w:lsdException w:name="List Table 7 Colorful Accent 6" w:uiPriority="52"/>
-    <w:lsdException w:name="Mention" w:semiHidden="1" w:unhideWhenUsed="1"/>
-    <w:lsdException w:name="Smart Hyperlink" w:semiHidden="1" w:unhideWhenUsed="1"/>
-    <w:lsdException w:name="Hashtag" w:semiHidden="1" w:unhideWhenUsed="1"/>
-    <w:lsdException w:name="Unresolved Mention" w:semiHidden="1" w:unhideWhenUsed="1"/>
-    <w:lsdException w:name="Smart Link" w:semiHidden="1" w:unhideWhenUsed="1"/>
   </w:latentStyles>
   <w:style w:type="paragraph" w:default="1" w:styleId="a">
     <w:name w:val="Normal"/>
